--- a/reports/实验二_迷宫路径_实验报告.docx
+++ b/reports/实验二_迷宫路径_实验报告.docx
@@ -1213,12 +1213,12 @@
         <w:pStyle w:val="3"/>
       </w:pPr>
       <w:r>
-        <w:t>八、截图粘贴说明</w:t>
-      </w:r>
-    </w:p>
-    <w:p>
-      <w:r>
-        <w:t>按照指导书要求，建议至少补充以下截图：</w:t>
+        <w:t>八、实验内容</w:t>
+      </w:r>
+    </w:p>
+    <w:p>
+      <w:r>
+        <w:t>按照指导书要求，本节建议补充以下实验内容截图：</w:t>
       </w:r>
     </w:p>
     <w:p>
@@ -1241,7 +1241,7 @@
         <w:jc w:val="center"/>
       </w:pPr>
       <w:r>
-        <w:t>【在此插入截图 1】</w:t>
+        <w:t>【在此插入实验内容截图 1】</w:t>
       </w:r>
     </w:p>
     <w:p>
@@ -1249,7 +1249,7 @@
         <w:jc w:val="center"/>
       </w:pPr>
       <w:r>
-        <w:t>【在此插入截图 2】</w:t>
+        <w:t>【在此插入实验内容截图 2】</w:t>
       </w:r>
     </w:p>
     <w:p>
@@ -1257,7 +1257,7 @@
         <w:jc w:val="center"/>
       </w:pPr>
       <w:r>
-        <w:t>【在此插入截图 3】</w:t>
+        <w:t>【在此插入实验内容截图 3】</w:t>
       </w:r>
     </w:p>
     <w:p>

--- a/reports/实验二_迷宫路径_实验报告.docx
+++ b/reports/实验二_迷宫路径_实验报告.docx
@@ -1218,22 +1218,7 @@
     </w:p>
     <w:p>
       <w:r>
-        <w:t>按照指导书要求，本节建议补充以下实验内容截图：</w:t>
-      </w:r>
-    </w:p>
-    <w:p>
-      <w:r>
-        <w:t>1. 截图 1：DFS 回溯核心代码的调试截图。</w:t>
-      </w:r>
-    </w:p>
-    <w:p>
-      <w:r>
-        <w:t>2. 截图 2：输出所有路径的运行结果截图。</w:t>
-      </w:r>
-    </w:p>
-    <w:p>
-      <w:r>
-        <w:t>3. 截图 3：输出最短路径及路径长度的结果截图。</w:t>
+        <w:t>本实验的核心代码截图与运行结果截图如下：</w:t>
       </w:r>
     </w:p>
     <w:p>
@@ -1241,7 +1226,7 @@
         <w:jc w:val="center"/>
       </w:pPr>
       <w:r>
-        <w:t>【在此插入实验内容截图 1】</w:t>
+        <w:t>图 2-1 程序开头与输入处理逻辑</w:t>
       </w:r>
     </w:p>
     <w:p>
@@ -1249,7 +1234,38 @@
         <w:jc w:val="center"/>
       </w:pPr>
       <w:r>
-        <w:t>【在此插入实验内容截图 2】</w:t>
+        <w:drawing>
+          <wp:inline xmlns:a="http://schemas.openxmlformats.org/drawingml/2006/main" xmlns:pic="http://schemas.openxmlformats.org/drawingml/2006/picture">
+            <wp:extent cx="5669280" cy="3421117"/>
+            <wp:docPr id="8" name="Picture 8"/>
+            <wp:cNvGraphicFramePr>
+              <a:graphicFrameLocks noChangeAspect="1"/>
+            </wp:cNvGraphicFramePr>
+            <a:graphic>
+              <a:graphicData uri="http://schemas.openxmlformats.org/drawingml/2006/picture">
+                <pic:pic>
+                  <pic:nvPicPr>
+                    <pic:cNvPr id="0" name="截屏2026-04-07 08.57.48.png"/>
+                    <pic:cNvPicPr/>
+                  </pic:nvPicPr>
+                  <pic:blipFill>
+                    <a:blip r:embed="rId8"/>
+                    <a:stretch>
+                      <a:fillRect/>
+                    </a:stretch>
+                  </pic:blipFill>
+                  <pic:spPr>
+                    <a:xfrm>
+                      <a:off x="0" y="0"/>
+                      <a:ext cx="5669280" cy="3421117"/>
+                    </a:xfrm>
+                    <a:prstGeom prst="rect"/>
+                  </pic:spPr>
+                </pic:pic>
+              </a:graphicData>
+            </a:graphic>
+          </wp:inline>
+        </w:drawing>
       </w:r>
     </w:p>
     <w:p>
@@ -1257,7 +1273,140 @@
         <w:jc w:val="center"/>
       </w:pPr>
       <w:r>
-        <w:t>【在此插入实验内容截图 3】</w:t>
+        <w:t>图 2-2 DFS 回溯与最短路径维护逻辑</w:t>
+      </w:r>
+    </w:p>
+    <w:p>
+      <w:pPr>
+        <w:jc w:val="center"/>
+      </w:pPr>
+      <w:r>
+        <w:drawing>
+          <wp:inline xmlns:a="http://schemas.openxmlformats.org/drawingml/2006/main" xmlns:pic="http://schemas.openxmlformats.org/drawingml/2006/picture">
+            <wp:extent cx="5669280" cy="3421117"/>
+            <wp:docPr id="9" name="Picture 9"/>
+            <wp:cNvGraphicFramePr>
+              <a:graphicFrameLocks noChangeAspect="1"/>
+            </wp:cNvGraphicFramePr>
+            <a:graphic>
+              <a:graphicData uri="http://schemas.openxmlformats.org/drawingml/2006/picture">
+                <pic:pic>
+                  <pic:nvPicPr>
+                    <pic:cNvPr id="0" name="截屏2026-04-07 08.57.59.png"/>
+                    <pic:cNvPicPr/>
+                  </pic:nvPicPr>
+                  <pic:blipFill>
+                    <a:blip r:embed="rId9"/>
+                    <a:stretch>
+                      <a:fillRect/>
+                    </a:stretch>
+                  </pic:blipFill>
+                  <pic:spPr>
+                    <a:xfrm>
+                      <a:off x="0" y="0"/>
+                      <a:ext cx="5669280" cy="3421117"/>
+                    </a:xfrm>
+                    <a:prstGeom prst="rect"/>
+                  </pic:spPr>
+                </pic:pic>
+              </a:graphicData>
+            </a:graphic>
+          </wp:inline>
+        </w:drawing>
+      </w:r>
+    </w:p>
+    <w:p>
+      <w:pPr>
+        <w:jc w:val="center"/>
+      </w:pPr>
+      <w:r>
+        <w:t>图 2-3 路径输出与结果展示逻辑</w:t>
+      </w:r>
+    </w:p>
+    <w:p>
+      <w:pPr>
+        <w:jc w:val="center"/>
+      </w:pPr>
+      <w:r>
+        <w:drawing>
+          <wp:inline xmlns:a="http://schemas.openxmlformats.org/drawingml/2006/main" xmlns:pic="http://schemas.openxmlformats.org/drawingml/2006/picture">
+            <wp:extent cx="5669280" cy="3421117"/>
+            <wp:docPr id="10" name="Picture 10"/>
+            <wp:cNvGraphicFramePr>
+              <a:graphicFrameLocks noChangeAspect="1"/>
+            </wp:cNvGraphicFramePr>
+            <a:graphic>
+              <a:graphicData uri="http://schemas.openxmlformats.org/drawingml/2006/picture">
+                <pic:pic>
+                  <pic:nvPicPr>
+                    <pic:cNvPr id="0" name="截屏2026-04-07 08.58.03.png"/>
+                    <pic:cNvPicPr/>
+                  </pic:nvPicPr>
+                  <pic:blipFill>
+                    <a:blip r:embed="rId10"/>
+                    <a:stretch>
+                      <a:fillRect/>
+                    </a:stretch>
+                  </pic:blipFill>
+                  <pic:spPr>
+                    <a:xfrm>
+                      <a:off x="0" y="0"/>
+                      <a:ext cx="5669280" cy="3421117"/>
+                    </a:xfrm>
+                    <a:prstGeom prst="rect"/>
+                  </pic:spPr>
+                </pic:pic>
+              </a:graphicData>
+            </a:graphic>
+          </wp:inline>
+        </w:drawing>
+      </w:r>
+    </w:p>
+    <w:p>
+      <w:pPr>
+        <w:jc w:val="center"/>
+      </w:pPr>
+      <w:r>
+        <w:t>图 2-4 实验二样例运行结果</w:t>
+      </w:r>
+    </w:p>
+    <w:p>
+      <w:pPr>
+        <w:jc w:val="center"/>
+      </w:pPr>
+      <w:r>
+        <w:drawing>
+          <wp:inline xmlns:a="http://schemas.openxmlformats.org/drawingml/2006/main" xmlns:pic="http://schemas.openxmlformats.org/drawingml/2006/picture">
+            <wp:extent cx="5669280" cy="3563714"/>
+            <wp:docPr id="11" name="Picture 11"/>
+            <wp:cNvGraphicFramePr>
+              <a:graphicFrameLocks noChangeAspect="1"/>
+            </wp:cNvGraphicFramePr>
+            <a:graphic>
+              <a:graphicData uri="http://schemas.openxmlformats.org/drawingml/2006/picture">
+                <pic:pic>
+                  <pic:nvPicPr>
+                    <pic:cNvPr id="0" name="截屏2026-04-07 08.59.33.png"/>
+                    <pic:cNvPicPr/>
+                  </pic:nvPicPr>
+                  <pic:blipFill>
+                    <a:blip r:embed="rId11"/>
+                    <a:stretch>
+                      <a:fillRect/>
+                    </a:stretch>
+                  </pic:blipFill>
+                  <pic:spPr>
+                    <a:xfrm>
+                      <a:off x="0" y="0"/>
+                      <a:ext cx="5669280" cy="3563714"/>
+                    </a:xfrm>
+                    <a:prstGeom prst="rect"/>
+                  </pic:spPr>
+                </pic:pic>
+              </a:graphicData>
+            </a:graphic>
+          </wp:inline>
+        </w:drawing>
       </w:r>
     </w:p>
     <w:p>

--- a/reports/实验二_迷宫路径_实验报告.docx
+++ b/reports/实验二_迷宫路径_实验报告.docx
@@ -1222,191 +1222,23 @@
       </w:r>
     </w:p>
     <w:p>
-      <w:pPr>
-        <w:jc w:val="center"/>
-      </w:pPr>
-      <w:r>
-        <w:t>图 2-1 程序开头与输入处理逻辑</w:t>
-      </w:r>
-    </w:p>
-    <w:p>
-      <w:pPr>
-        <w:jc w:val="center"/>
-      </w:pPr>
-      <w:r>
-        <w:drawing>
-          <wp:inline xmlns:a="http://schemas.openxmlformats.org/drawingml/2006/main" xmlns:pic="http://schemas.openxmlformats.org/drawingml/2006/picture">
-            <wp:extent cx="5669280" cy="3421117"/>
-            <wp:docPr id="8" name="Picture 8"/>
-            <wp:cNvGraphicFramePr>
-              <a:graphicFrameLocks noChangeAspect="1"/>
-            </wp:cNvGraphicFramePr>
-            <a:graphic>
-              <a:graphicData uri="http://schemas.openxmlformats.org/drawingml/2006/picture">
-                <pic:pic>
-                  <pic:nvPicPr>
-                    <pic:cNvPr id="0" name="截屏2026-04-07 08.57.48.png"/>
-                    <pic:cNvPicPr/>
-                  </pic:nvPicPr>
-                  <pic:blipFill>
-                    <a:blip r:embed="rId8"/>
-                    <a:stretch>
-                      <a:fillRect/>
-                    </a:stretch>
-                  </pic:blipFill>
-                  <pic:spPr>
-                    <a:xfrm>
-                      <a:off x="0" y="0"/>
-                      <a:ext cx="5669280" cy="3421117"/>
-                    </a:xfrm>
-                    <a:prstGeom prst="rect"/>
-                  </pic:spPr>
-                </pic:pic>
-              </a:graphicData>
-            </a:graphic>
-          </wp:inline>
-        </w:drawing>
-      </w:r>
-    </w:p>
-    <w:p>
-      <w:pPr>
-        <w:jc w:val="center"/>
-      </w:pPr>
-      <w:r>
-        <w:t>图 2-2 DFS 回溯与最短路径维护逻辑</w:t>
-      </w:r>
-    </w:p>
-    <w:p>
-      <w:pPr>
-        <w:jc w:val="center"/>
-      </w:pPr>
-      <w:r>
-        <w:drawing>
-          <wp:inline xmlns:a="http://schemas.openxmlformats.org/drawingml/2006/main" xmlns:pic="http://schemas.openxmlformats.org/drawingml/2006/picture">
-            <wp:extent cx="5669280" cy="3421117"/>
-            <wp:docPr id="9" name="Picture 9"/>
-            <wp:cNvGraphicFramePr>
-              <a:graphicFrameLocks noChangeAspect="1"/>
-            </wp:cNvGraphicFramePr>
-            <a:graphic>
-              <a:graphicData uri="http://schemas.openxmlformats.org/drawingml/2006/picture">
-                <pic:pic>
-                  <pic:nvPicPr>
-                    <pic:cNvPr id="0" name="截屏2026-04-07 08.57.59.png"/>
-                    <pic:cNvPicPr/>
-                  </pic:nvPicPr>
-                  <pic:blipFill>
-                    <a:blip r:embed="rId9"/>
-                    <a:stretch>
-                      <a:fillRect/>
-                    </a:stretch>
-                  </pic:blipFill>
-                  <pic:spPr>
-                    <a:xfrm>
-                      <a:off x="0" y="0"/>
-                      <a:ext cx="5669280" cy="3421117"/>
-                    </a:xfrm>
-                    <a:prstGeom prst="rect"/>
-                  </pic:spPr>
-                </pic:pic>
-              </a:graphicData>
-            </a:graphic>
-          </wp:inline>
-        </w:drawing>
-      </w:r>
-    </w:p>
-    <w:p>
-      <w:pPr>
-        <w:jc w:val="center"/>
-      </w:pPr>
-      <w:r>
-        <w:t>图 2-3 路径输出与结果展示逻辑</w:t>
-      </w:r>
-    </w:p>
-    <w:p>
-      <w:pPr>
-        <w:jc w:val="center"/>
-      </w:pPr>
-      <w:r>
-        <w:drawing>
-          <wp:inline xmlns:a="http://schemas.openxmlformats.org/drawingml/2006/main" xmlns:pic="http://schemas.openxmlformats.org/drawingml/2006/picture">
-            <wp:extent cx="5669280" cy="3421117"/>
-            <wp:docPr id="10" name="Picture 10"/>
-            <wp:cNvGraphicFramePr>
-              <a:graphicFrameLocks noChangeAspect="1"/>
-            </wp:cNvGraphicFramePr>
-            <a:graphic>
-              <a:graphicData uri="http://schemas.openxmlformats.org/drawingml/2006/picture">
-                <pic:pic>
-                  <pic:nvPicPr>
-                    <pic:cNvPr id="0" name="截屏2026-04-07 08.58.03.png"/>
-                    <pic:cNvPicPr/>
-                  </pic:nvPicPr>
-                  <pic:blipFill>
-                    <a:blip r:embed="rId10"/>
-                    <a:stretch>
-                      <a:fillRect/>
-                    </a:stretch>
-                  </pic:blipFill>
-                  <pic:spPr>
-                    <a:xfrm>
-                      <a:off x="0" y="0"/>
-                      <a:ext cx="5669280" cy="3421117"/>
-                    </a:xfrm>
-                    <a:prstGeom prst="rect"/>
-                  </pic:spPr>
-                </pic:pic>
-              </a:graphicData>
-            </a:graphic>
-          </wp:inline>
-        </w:drawing>
-      </w:r>
-    </w:p>
-    <w:p>
-      <w:pPr>
-        <w:jc w:val="center"/>
-      </w:pPr>
-      <w:r>
-        <w:t>图 2-4 实验二样例运行结果</w:t>
-      </w:r>
-    </w:p>
-    <w:p>
-      <w:pPr>
-        <w:jc w:val="center"/>
-      </w:pPr>
-      <w:r>
-        <w:drawing>
-          <wp:inline xmlns:a="http://schemas.openxmlformats.org/drawingml/2006/main" xmlns:pic="http://schemas.openxmlformats.org/drawingml/2006/picture">
-            <wp:extent cx="5669280" cy="3563714"/>
-            <wp:docPr id="11" name="Picture 11"/>
-            <wp:cNvGraphicFramePr>
-              <a:graphicFrameLocks noChangeAspect="1"/>
-            </wp:cNvGraphicFramePr>
-            <a:graphic>
-              <a:graphicData uri="http://schemas.openxmlformats.org/drawingml/2006/picture">
-                <pic:pic>
-                  <pic:nvPicPr>
-                    <pic:cNvPr id="0" name="截屏2026-04-07 08.59.33.png"/>
-                    <pic:cNvPicPr/>
-                  </pic:nvPicPr>
-                  <pic:blipFill>
-                    <a:blip r:embed="rId11"/>
-                    <a:stretch>
-                      <a:fillRect/>
-                    </a:stretch>
-                  </pic:blipFill>
-                  <pic:spPr>
-                    <a:xfrm>
-                      <a:off x="0" y="0"/>
-                      <a:ext cx="5669280" cy="3563714"/>
-                    </a:xfrm>
-                    <a:prstGeom prst="rect"/>
-                  </pic:spPr>
-                </pic:pic>
-              </a:graphicData>
-            </a:graphic>
-          </wp:inline>
-        </w:drawing>
+      <w:r>
+        <w:t>图 2-1 程序开头与输入处理逻辑（图片缺失：/Users/cuing/Desktop/截屏2026-04-07 08.57.48.png）</w:t>
+      </w:r>
+    </w:p>
+    <w:p>
+      <w:r>
+        <w:t>图 2-2 DFS 回溯与最短路径维护逻辑（图片缺失：/Users/cuing/Desktop/截屏2026-04-07 08.57.59.png）</w:t>
+      </w:r>
+    </w:p>
+    <w:p>
+      <w:r>
+        <w:t>图 2-3 路径输出与结果展示逻辑（图片缺失：/Users/cuing/Desktop/截屏2026-04-07 08.58.03.png）</w:t>
+      </w:r>
+    </w:p>
+    <w:p>
+      <w:r>
+        <w:t>图 2-4 实验二样例运行结果（图片缺失：/Users/cuing/Desktop/截屏2026-04-07 08.59.33.png）</w:t>
       </w:r>
     </w:p>
     <w:p>

--- a/reports/实验二_迷宫路径_实验报告.docx
+++ b/reports/实验二_迷宫路径_实验报告.docx
@@ -1222,23 +1222,238 @@
       </w:r>
     </w:p>
     <w:p>
-      <w:r>
-        <w:t>图 2-1 程序开头与输入处理逻辑（图片缺失：/Users/cuing/Desktop/截屏2026-04-07 08.57.48.png）</w:t>
-      </w:r>
-    </w:p>
-    <w:p>
-      <w:r>
-        <w:t>图 2-2 DFS 回溯与最短路径维护逻辑（图片缺失：/Users/cuing/Desktop/截屏2026-04-07 08.57.59.png）</w:t>
-      </w:r>
-    </w:p>
-    <w:p>
-      <w:r>
-        <w:t>图 2-3 路径输出与结果展示逻辑（图片缺失：/Users/cuing/Desktop/截屏2026-04-07 08.58.03.png）</w:t>
-      </w:r>
-    </w:p>
-    <w:p>
-      <w:r>
-        <w:t>图 2-4 实验二样例运行结果（图片缺失：/Users/cuing/Desktop/截屏2026-04-07 08.59.33.png）</w:t>
+      <w:pPr>
+        <w:jc w:val="center"/>
+      </w:pPr>
+      <w:r>
+        <w:t>图 2-1 程序开头与输入处理逻辑</w:t>
+      </w:r>
+    </w:p>
+    <w:p>
+      <w:pPr>
+        <w:jc w:val="center"/>
+      </w:pPr>
+      <w:r>
+        <w:drawing>
+          <wp:inline xmlns:a="http://schemas.openxmlformats.org/drawingml/2006/main" xmlns:pic="http://schemas.openxmlformats.org/drawingml/2006/picture">
+            <wp:extent cx="5669280" cy="3421117"/>
+            <wp:docPr id="8" name="Picture 8"/>
+            <wp:cNvGraphicFramePr>
+              <a:graphicFrameLocks noChangeAspect="1"/>
+            </wp:cNvGraphicFramePr>
+            <a:graphic>
+              <a:graphicData uri="http://schemas.openxmlformats.org/drawingml/2006/picture">
+                <pic:pic>
+                  <pic:nvPicPr>
+                    <pic:cNvPr id="0" name="截屏2026-04-07 08.57.48.png"/>
+                    <pic:cNvPicPr/>
+                  </pic:nvPicPr>
+                  <pic:blipFill>
+                    <a:blip r:embed="rId8"/>
+                    <a:stretch>
+                      <a:fillRect/>
+                    </a:stretch>
+                  </pic:blipFill>
+                  <pic:spPr>
+                    <a:xfrm>
+                      <a:off x="0" y="0"/>
+                      <a:ext cx="5669280" cy="3421117"/>
+                    </a:xfrm>
+                    <a:prstGeom prst="rect"/>
+                  </pic:spPr>
+                </pic:pic>
+              </a:graphicData>
+            </a:graphic>
+          </wp:inline>
+        </w:drawing>
+      </w:r>
+    </w:p>
+    <w:p>
+      <w:pPr>
+        <w:jc w:val="center"/>
+      </w:pPr>
+      <w:r>
+        <w:t>图 2-2 DFS 回溯与最短路径维护逻辑</w:t>
+      </w:r>
+    </w:p>
+    <w:p>
+      <w:pPr>
+        <w:jc w:val="center"/>
+      </w:pPr>
+      <w:r>
+        <w:drawing>
+          <wp:inline xmlns:a="http://schemas.openxmlformats.org/drawingml/2006/main" xmlns:pic="http://schemas.openxmlformats.org/drawingml/2006/picture">
+            <wp:extent cx="5669280" cy="3421117"/>
+            <wp:docPr id="9" name="Picture 9"/>
+            <wp:cNvGraphicFramePr>
+              <a:graphicFrameLocks noChangeAspect="1"/>
+            </wp:cNvGraphicFramePr>
+            <a:graphic>
+              <a:graphicData uri="http://schemas.openxmlformats.org/drawingml/2006/picture">
+                <pic:pic>
+                  <pic:nvPicPr>
+                    <pic:cNvPr id="0" name="截屏2026-04-07 08.57.59.png"/>
+                    <pic:cNvPicPr/>
+                  </pic:nvPicPr>
+                  <pic:blipFill>
+                    <a:blip r:embed="rId9"/>
+                    <a:stretch>
+                      <a:fillRect/>
+                    </a:stretch>
+                  </pic:blipFill>
+                  <pic:spPr>
+                    <a:xfrm>
+                      <a:off x="0" y="0"/>
+                      <a:ext cx="5669280" cy="3421117"/>
+                    </a:xfrm>
+                    <a:prstGeom prst="rect"/>
+                  </pic:spPr>
+                </pic:pic>
+              </a:graphicData>
+            </a:graphic>
+          </wp:inline>
+        </w:drawing>
+      </w:r>
+    </w:p>
+    <w:p>
+      <w:pPr>
+        <w:jc w:val="center"/>
+      </w:pPr>
+      <w:r>
+        <w:t>图 2-3 路径输出与结果展示逻辑</w:t>
+      </w:r>
+    </w:p>
+    <w:p>
+      <w:pPr>
+        <w:jc w:val="center"/>
+      </w:pPr>
+      <w:r>
+        <w:drawing>
+          <wp:inline xmlns:a="http://schemas.openxmlformats.org/drawingml/2006/main" xmlns:pic="http://schemas.openxmlformats.org/drawingml/2006/picture">
+            <wp:extent cx="5669280" cy="3421117"/>
+            <wp:docPr id="10" name="Picture 10"/>
+            <wp:cNvGraphicFramePr>
+              <a:graphicFrameLocks noChangeAspect="1"/>
+            </wp:cNvGraphicFramePr>
+            <a:graphic>
+              <a:graphicData uri="http://schemas.openxmlformats.org/drawingml/2006/picture">
+                <pic:pic>
+                  <pic:nvPicPr>
+                    <pic:cNvPr id="0" name="截屏2026-04-07 08.58.03.png"/>
+                    <pic:cNvPicPr/>
+                  </pic:nvPicPr>
+                  <pic:blipFill>
+                    <a:blip r:embed="rId10"/>
+                    <a:stretch>
+                      <a:fillRect/>
+                    </a:stretch>
+                  </pic:blipFill>
+                  <pic:spPr>
+                    <a:xfrm>
+                      <a:off x="0" y="0"/>
+                      <a:ext cx="5669280" cy="3421117"/>
+                    </a:xfrm>
+                    <a:prstGeom prst="rect"/>
+                  </pic:spPr>
+                </pic:pic>
+              </a:graphicData>
+            </a:graphic>
+          </wp:inline>
+        </w:drawing>
+      </w:r>
+    </w:p>
+    <w:p>
+      <w:pPr>
+        <w:jc w:val="center"/>
+      </w:pPr>
+      <w:r>
+        <w:t>图 2-4 实验二样例输入</w:t>
+      </w:r>
+    </w:p>
+    <w:p>
+      <w:pPr>
+        <w:jc w:val="center"/>
+      </w:pPr>
+      <w:r>
+        <w:drawing>
+          <wp:inline xmlns:a="http://schemas.openxmlformats.org/drawingml/2006/main" xmlns:pic="http://schemas.openxmlformats.org/drawingml/2006/picture">
+            <wp:extent cx="5669280" cy="3421117"/>
+            <wp:docPr id="11" name="Picture 11"/>
+            <wp:cNvGraphicFramePr>
+              <a:graphicFrameLocks noChangeAspect="1"/>
+            </wp:cNvGraphicFramePr>
+            <a:graphic>
+              <a:graphicData uri="http://schemas.openxmlformats.org/drawingml/2006/picture">
+                <pic:pic>
+                  <pic:nvPicPr>
+                    <pic:cNvPr id="0" name="截屏2026-04-07 09.11.39.png"/>
+                    <pic:cNvPicPr/>
+                  </pic:nvPicPr>
+                  <pic:blipFill>
+                    <a:blip r:embed="rId11"/>
+                    <a:stretch>
+                      <a:fillRect/>
+                    </a:stretch>
+                  </pic:blipFill>
+                  <pic:spPr>
+                    <a:xfrm>
+                      <a:off x="0" y="0"/>
+                      <a:ext cx="5669280" cy="3421117"/>
+                    </a:xfrm>
+                    <a:prstGeom prst="rect"/>
+                  </pic:spPr>
+                </pic:pic>
+              </a:graphicData>
+            </a:graphic>
+          </wp:inline>
+        </w:drawing>
+      </w:r>
+    </w:p>
+    <w:p>
+      <w:pPr>
+        <w:jc w:val="center"/>
+      </w:pPr>
+      <w:r>
+        <w:t>图 2-5 实验二编译与运行结果</w:t>
+      </w:r>
+    </w:p>
+    <w:p>
+      <w:pPr>
+        <w:jc w:val="center"/>
+      </w:pPr>
+      <w:r>
+        <w:drawing>
+          <wp:inline xmlns:a="http://schemas.openxmlformats.org/drawingml/2006/main" xmlns:pic="http://schemas.openxmlformats.org/drawingml/2006/picture">
+            <wp:extent cx="5669280" cy="3563714"/>
+            <wp:docPr id="12" name="Picture 12"/>
+            <wp:cNvGraphicFramePr>
+              <a:graphicFrameLocks noChangeAspect="1"/>
+            </wp:cNvGraphicFramePr>
+            <a:graphic>
+              <a:graphicData uri="http://schemas.openxmlformats.org/drawingml/2006/picture">
+                <pic:pic>
+                  <pic:nvPicPr>
+                    <pic:cNvPr id="0" name="截屏2026-04-07 08.59.33.png"/>
+                    <pic:cNvPicPr/>
+                  </pic:nvPicPr>
+                  <pic:blipFill>
+                    <a:blip r:embed="rId12"/>
+                    <a:stretch>
+                      <a:fillRect/>
+                    </a:stretch>
+                  </pic:blipFill>
+                  <pic:spPr>
+                    <a:xfrm>
+                      <a:off x="0" y="0"/>
+                      <a:ext cx="5669280" cy="3563714"/>
+                    </a:xfrm>
+                    <a:prstGeom prst="rect"/>
+                  </pic:spPr>
+                </pic:pic>
+              </a:graphicData>
+            </a:graphic>
+          </wp:inline>
+        </w:drawing>
       </w:r>
     </w:p>
     <w:p>

--- a/reports/实验二_迷宫路径_实验报告.docx
+++ b/reports/实验二_迷宫路径_实验报告.docx
@@ -127,14 +127,6 @@
         <w:gridCol w:w="3092"/>
       </w:tblGrid>
       <w:tr>
-        <w:tblPrEx>
-          <w:tblCellMar>
-            <w:top w:w="0" w:type="dxa"/>
-            <w:left w:w="108" w:type="dxa"/>
-            <w:bottom w:w="0" w:type="dxa"/>
-            <w:right w:w="108" w:type="dxa"/>
-          </w:tblCellMar>
-        </w:tblPrEx>
         <w:tc>
           <w:tcPr>
             <w:tcW w:w="1868" w:type="dxa"/>
@@ -188,14 +180,6 @@
         </w:tc>
       </w:tr>
       <w:tr>
-        <w:tblPrEx>
-          <w:tblCellMar>
-            <w:top w:w="0" w:type="dxa"/>
-            <w:left w:w="108" w:type="dxa"/>
-            <w:bottom w:w="0" w:type="dxa"/>
-            <w:right w:w="108" w:type="dxa"/>
-          </w:tblCellMar>
-        </w:tblPrEx>
         <w:tc>
           <w:tcPr>
             <w:tcW w:w="1868" w:type="dxa"/>
@@ -249,14 +233,6 @@
         </w:tc>
       </w:tr>
       <w:tr>
-        <w:tblPrEx>
-          <w:tblCellMar>
-            <w:top w:w="0" w:type="dxa"/>
-            <w:left w:w="108" w:type="dxa"/>
-            <w:bottom w:w="0" w:type="dxa"/>
-            <w:right w:w="108" w:type="dxa"/>
-          </w:tblCellMar>
-        </w:tblPrEx>
         <w:tc>
           <w:tcPr>
             <w:tcW w:w="1868" w:type="dxa"/>
@@ -337,14 +313,6 @@
         </w:tc>
       </w:tr>
       <w:tr>
-        <w:tblPrEx>
-          <w:tblCellMar>
-            <w:top w:w="0" w:type="dxa"/>
-            <w:left w:w="108" w:type="dxa"/>
-            <w:bottom w:w="0" w:type="dxa"/>
-            <w:right w:w="108" w:type="dxa"/>
-          </w:tblCellMar>
-        </w:tblPrEx>
         <w:tc>
           <w:tcPr>
             <w:tcW w:w="1868" w:type="dxa"/>
@@ -418,14 +386,6 @@
         </w:tc>
       </w:tr>
       <w:tr>
-        <w:tblPrEx>
-          <w:tblCellMar>
-            <w:top w:w="0" w:type="dxa"/>
-            <w:left w:w="108" w:type="dxa"/>
-            <w:bottom w:w="0" w:type="dxa"/>
-            <w:right w:w="108" w:type="dxa"/>
-          </w:tblCellMar>
-        </w:tblPrEx>
         <w:tc>
           <w:tcPr>
             <w:tcW w:w="1868" w:type="dxa"/>
@@ -458,21 +418,27 @@
             <w:vAlign w:val="center"/>
           </w:tcPr>
           <w:p>
+            <w:pPr>
+              <w:rPr>
+                <w:rFonts w:hint="default" w:ascii="Times New Roman" w:hAnsi="Times New Roman" w:cs="Times New Roman" w:eastAsiaTheme="minorEastAsia"/>
+                <w:sz w:val="30"/>
+                <w:szCs w:val="30"/>
+                <w:lang w:val="en-US" w:eastAsia="zh-CN"/>
+              </w:rPr>
+            </w:pPr>
             <w:r>
-              <w:t>待填写</w:t>
+              <w:rPr>
+                <w:rFonts w:hint="eastAsia" w:ascii="Times New Roman" w:hAnsi="Times New Roman" w:cs="Times New Roman"/>
+                <w:sz w:val="30"/>
+                <w:szCs w:val="30"/>
+                <w:lang w:val="en-US" w:eastAsia="zh-CN"/>
+              </w:rPr>
+              <w:t>2315302125</w:t>
             </w:r>
           </w:p>
         </w:tc>
       </w:tr>
       <w:tr>
-        <w:tblPrEx>
-          <w:tblCellMar>
-            <w:top w:w="0" w:type="dxa"/>
-            <w:left w:w="108" w:type="dxa"/>
-            <w:bottom w:w="0" w:type="dxa"/>
-            <w:right w:w="108" w:type="dxa"/>
-          </w:tblCellMar>
-        </w:tblPrEx>
         <w:tc>
           <w:tcPr>
             <w:tcW w:w="1868" w:type="dxa"/>
@@ -505,21 +471,27 @@
             <w:vAlign w:val="center"/>
           </w:tcPr>
           <w:p>
+            <w:pPr>
+              <w:rPr>
+                <w:rFonts w:hint="default" w:ascii="宋体" w:hAnsi="宋体" w:eastAsia="宋体" w:cs="宋体"/>
+                <w:sz w:val="30"/>
+                <w:szCs w:val="30"/>
+                <w:lang w:val="en-US" w:eastAsia="zh-CN"/>
+              </w:rPr>
+            </w:pPr>
             <w:r>
-              <w:t>待填写</w:t>
+              <w:rPr>
+                <w:rFonts w:hint="eastAsia" w:ascii="宋体" w:hAnsi="宋体" w:eastAsia="宋体" w:cs="宋体"/>
+                <w:sz w:val="30"/>
+                <w:szCs w:val="30"/>
+                <w:lang w:val="en-US" w:eastAsia="zh-CN"/>
+              </w:rPr>
+              <w:t>崔子霖</w:t>
             </w:r>
           </w:p>
         </w:tc>
       </w:tr>
       <w:tr>
-        <w:tblPrEx>
-          <w:tblCellMar>
-            <w:top w:w="0" w:type="dxa"/>
-            <w:left w:w="108" w:type="dxa"/>
-            <w:bottom w:w="0" w:type="dxa"/>
-            <w:right w:w="108" w:type="dxa"/>
-          </w:tblCellMar>
-        </w:tblPrEx>
         <w:tc>
           <w:tcPr>
             <w:tcW w:w="1868" w:type="dxa"/>
@@ -573,14 +545,6 @@
         </w:tc>
       </w:tr>
       <w:tr>
-        <w:tblPrEx>
-          <w:tblCellMar>
-            <w:top w:w="0" w:type="dxa"/>
-            <w:left w:w="108" w:type="dxa"/>
-            <w:bottom w:w="0" w:type="dxa"/>
-            <w:right w:w="108" w:type="dxa"/>
-          </w:tblCellMar>
-        </w:tblPrEx>
         <w:tc>
           <w:tcPr>
             <w:tcW w:w="1868" w:type="dxa"/>
@@ -684,56 +648,31 @@
         </w:rPr>
         <w:t>2026年 4 月</w:t>
       </w:r>
-      <w:bookmarkStart w:id="0" w:name="_GoBack"/>
-      <w:bookmarkEnd w:id="0"/>
-      <w:r>
-        <w:rPr>
-          <w:rFonts w:hint="eastAsia" w:ascii="黑体" w:hAnsi="宋体" w:eastAsia="黑体"/>
-          <w:bCs/>
-          <w:kern w:val="44"/>
-          <w:sz w:val="44"/>
-          <w:szCs w:val="44"/>
-        </w:rPr>
-      </w:r>
-      <w:r>
-        <w:rPr>
-          <w:rFonts w:hint="eastAsia" w:ascii="黑体" w:hAnsi="宋体" w:eastAsia="黑体"/>
-          <w:bCs/>
-          <w:kern w:val="44"/>
+    </w:p>
+    <w:p>
+      <w:pPr>
+        <w:pStyle w:val="3"/>
+        <w:bidi w:val="0"/>
+        <w:jc w:val="center"/>
+        <w:rPr>
+          <w:rFonts w:hint="eastAsia"/>
           <w:sz w:val="44"/>
           <w:szCs w:val="44"/>
           <w:lang w:val="en-US" w:eastAsia="zh-CN"/>
         </w:rPr>
-      </w:r>
-      <w:r>
-        <w:rPr>
-          <w:rFonts w:hint="eastAsia" w:ascii="黑体" w:hAnsi="宋体" w:eastAsia="黑体"/>
-          <w:bCs/>
-          <w:kern w:val="44"/>
+      </w:pPr>
+      <w:bookmarkStart w:id="0" w:name="_GoBack"/>
+      <w:r>
+        <w:rPr>
+          <w:rFonts w:hint="eastAsia"/>
           <w:sz w:val="44"/>
           <w:szCs w:val="44"/>
-        </w:rPr>
-      </w:r>
-      <w:r/>
-    </w:p>
-    <w:p>
-      <w:pPr>
-        <w:pStyle w:val="3"/>
-        <w:bidi w:val="0"/>
-        <w:jc w:val="center"/>
-        <w:rPr>
-          <w:rFonts w:hint="eastAsia"/>
           <w:lang w:val="en-US" w:eastAsia="zh-CN"/>
         </w:rPr>
-      </w:pPr>
-      <w:r>
-        <w:rPr>
-          <w:rFonts w:hint="eastAsia"/>
-          <w:lang w:val="en-US" w:eastAsia="zh-CN"/>
-        </w:rPr>
         <w:t>实验二 迷宫路径</w:t>
       </w:r>
     </w:p>
+    <w:bookmarkEnd w:id="0"/>
     <w:p>
       <w:pPr>
         <w:keepNext w:val="0"/>
@@ -750,20 +689,20 @@
         <w:adjustRightInd/>
         <w:snapToGrid/>
         <w:spacing w:line="360" w:lineRule="auto"/>
-        <w:ind w:firstLine="480" w:firstLineChars="200"/>
+        <w:ind w:firstLine="420" w:firstLineChars="200"/>
         <w:textAlignment w:val="auto"/>
         <w:rPr>
           <w:rFonts w:hint="eastAsia"/>
-          <w:sz w:val="24"/>
-          <w:szCs w:val="24"/>
+          <w:sz w:val="21"/>
+          <w:szCs w:val="21"/>
           <w:lang w:val="en-US" w:eastAsia="zh-CN"/>
         </w:rPr>
       </w:pPr>
       <w:r>
         <w:rPr>
           <w:rFonts w:hint="eastAsia"/>
-          <w:sz w:val="24"/>
-          <w:szCs w:val="24"/>
+          <w:sz w:val="21"/>
+          <w:szCs w:val="21"/>
           <w:lang w:val="en-US" w:eastAsia="zh-CN"/>
         </w:rPr>
         <w:t>编写一个实验程序采用回溯法求解迷宫问题。给定一个m x n个方块的迷宫，每个方块值为0时表示空白，为1时表示障碍物，在行走时最多只能走到上、下、左、右相邻的方块。求指定入口s到出口t的所有迷宫路径和其中一条最短路径。</w:t>
@@ -785,20 +724,20 @@
         <w:adjustRightInd/>
         <w:snapToGrid/>
         <w:spacing w:line="360" w:lineRule="auto"/>
-        <w:ind w:firstLine="480" w:firstLineChars="200"/>
+        <w:ind w:firstLine="420" w:firstLineChars="200"/>
         <w:textAlignment w:val="auto"/>
         <w:rPr>
           <w:rFonts w:hint="eastAsia"/>
-          <w:sz w:val="24"/>
-          <w:szCs w:val="24"/>
+          <w:sz w:val="21"/>
+          <w:szCs w:val="21"/>
           <w:lang w:val="en-US" w:eastAsia="zh-CN"/>
         </w:rPr>
       </w:pPr>
       <w:r>
         <w:rPr>
           <w:rFonts w:hint="eastAsia"/>
-          <w:sz w:val="24"/>
-          <w:szCs w:val="24"/>
+          <w:sz w:val="21"/>
+          <w:szCs w:val="21"/>
           <w:lang w:val="en-US" w:eastAsia="zh-CN"/>
         </w:rPr>
         <w:t>要求：</w:t>
@@ -824,20 +763,20 @@
         <w:adjustRightInd/>
         <w:snapToGrid/>
         <w:spacing w:line="360" w:lineRule="auto"/>
-        <w:ind w:firstLine="480" w:firstLineChars="200"/>
+        <w:ind w:firstLine="420" w:firstLineChars="200"/>
         <w:textAlignment w:val="auto"/>
         <w:rPr>
           <w:rFonts w:hint="eastAsia"/>
-          <w:sz w:val="24"/>
-          <w:szCs w:val="24"/>
+          <w:sz w:val="21"/>
+          <w:szCs w:val="21"/>
           <w:lang w:val="en-US" w:eastAsia="zh-CN"/>
         </w:rPr>
       </w:pPr>
       <w:r>
         <w:rPr>
           <w:rFonts w:hint="eastAsia"/>
-          <w:sz w:val="24"/>
-          <w:szCs w:val="24"/>
+          <w:sz w:val="21"/>
+          <w:szCs w:val="21"/>
           <w:lang w:val="en-US" w:eastAsia="zh-CN"/>
         </w:rPr>
         <w:t>使用C++程序设计语言完成题目。</w:t>
@@ -863,20 +802,20 @@
         <w:adjustRightInd/>
         <w:snapToGrid/>
         <w:spacing w:line="360" w:lineRule="auto"/>
-        <w:ind w:firstLine="480" w:firstLineChars="200"/>
+        <w:ind w:firstLine="420" w:firstLineChars="200"/>
         <w:textAlignment w:val="auto"/>
         <w:rPr>
           <w:rFonts w:hint="eastAsia"/>
-          <w:sz w:val="24"/>
-          <w:szCs w:val="24"/>
+          <w:sz w:val="21"/>
+          <w:szCs w:val="21"/>
           <w:lang w:val="en-US" w:eastAsia="zh-CN"/>
         </w:rPr>
       </w:pPr>
       <w:r>
         <w:rPr>
           <w:rFonts w:hint="eastAsia"/>
-          <w:sz w:val="24"/>
-          <w:szCs w:val="24"/>
+          <w:sz w:val="21"/>
+          <w:szCs w:val="21"/>
           <w:lang w:val="en-US" w:eastAsia="zh-CN"/>
         </w:rPr>
         <w:t>编写完程序后，回答如下问题：</w:t>
@@ -905,16 +844,16 @@
         <w:textAlignment w:val="auto"/>
         <w:rPr>
           <w:rFonts w:hint="default"/>
-          <w:sz w:val="24"/>
-          <w:szCs w:val="24"/>
+          <w:sz w:val="21"/>
+          <w:szCs w:val="21"/>
           <w:lang w:val="en-US" w:eastAsia="zh-CN"/>
         </w:rPr>
       </w:pPr>
       <w:r>
         <w:rPr>
           <w:rFonts w:hint="eastAsia"/>
-          <w:sz w:val="24"/>
-          <w:szCs w:val="24"/>
+          <w:sz w:val="21"/>
+          <w:szCs w:val="21"/>
           <w:lang w:val="en-US" w:eastAsia="zh-CN"/>
         </w:rPr>
         <w:t xml:space="preserve">      （1）请给出解空间为子集树的算法框架。</w:t>
@@ -940,20 +879,20 @@
         <w:adjustRightInd/>
         <w:snapToGrid/>
         <w:spacing w:line="360" w:lineRule="auto"/>
-        <w:ind w:firstLine="720" w:firstLineChars="300"/>
+        <w:ind w:firstLine="630" w:firstLineChars="300"/>
         <w:textAlignment w:val="auto"/>
         <w:rPr>
           <w:rFonts w:hint="eastAsia"/>
-          <w:sz w:val="24"/>
-          <w:szCs w:val="24"/>
+          <w:sz w:val="21"/>
+          <w:szCs w:val="21"/>
           <w:lang w:val="en-US" w:eastAsia="zh-CN"/>
         </w:rPr>
       </w:pPr>
       <w:r>
         <w:rPr>
           <w:rFonts w:hint="eastAsia"/>
-          <w:sz w:val="24"/>
-          <w:szCs w:val="24"/>
+          <w:sz w:val="21"/>
+          <w:szCs w:val="21"/>
           <w:lang w:val="en-US" w:eastAsia="zh-CN"/>
         </w:rPr>
         <w:t>（2）分析该算法的时间复杂度。</w:t>
@@ -982,8 +921,8 @@
         <w:textAlignment w:val="auto"/>
         <w:rPr>
           <w:rFonts w:hint="eastAsia"/>
-          <w:sz w:val="24"/>
-          <w:szCs w:val="24"/>
+          <w:sz w:val="21"/>
+          <w:szCs w:val="21"/>
           <w:lang w:val="en-US" w:eastAsia="zh-CN"/>
         </w:rPr>
       </w:pPr>
@@ -1008,7 +947,7 @@
         <w:adjustRightInd/>
         <w:snapToGrid/>
         <w:spacing w:line="360" w:lineRule="auto"/>
-        <w:ind w:firstLine="480" w:firstLineChars="200"/>
+        <w:ind w:firstLine="420" w:firstLineChars="200"/>
         <w:textAlignment w:val="auto"/>
         <w:rPr>
           <w:rFonts w:hint="default"/>
@@ -1020,8 +959,8 @@
       <w:r>
         <w:rPr>
           <w:rFonts w:hint="eastAsia"/>
-          <w:sz w:val="24"/>
-          <w:szCs w:val="24"/>
+          <w:sz w:val="21"/>
+          <w:szCs w:val="21"/>
           <w:lang w:val="en-US" w:eastAsia="zh-CN"/>
         </w:rPr>
         <w:t>3、实验报告要求：直接在本文档中续写，要求粘贴代码调试截图和运行结果截图，回答相应问题。</w:t>
@@ -1052,64 +991,84 @@
           <w:lang w:val="en-US" w:eastAsia="zh-CN"/>
         </w:rPr>
       </w:pPr>
-      <w:r>
-        <w:rPr>
-          <w:rFonts w:hint="eastAsia"/>
-          <w:sz w:val="24"/>
-          <w:szCs w:val="24"/>
-          <w:lang w:val="en-US" w:eastAsia="zh-CN"/>
-        </w:rPr>
-      </w:r>
     </w:p>
     <w:p>
       <w:pPr>
         <w:pStyle w:val="3"/>
+        <w:spacing w:line="360" w:lineRule="auto"/>
       </w:pPr>
       <w:r>
         <w:t>四、实验设计与实现</w:t>
       </w:r>
     </w:p>
     <w:p>
+      <w:pPr>
+        <w:spacing w:line="360" w:lineRule="auto"/>
+      </w:pPr>
       <w:r>
         <w:t>1. 算法策略：回溯法。</w:t>
       </w:r>
     </w:p>
     <w:p>
+      <w:pPr>
+        <w:spacing w:line="360" w:lineRule="auto"/>
+      </w:pPr>
       <w:r>
         <w:t>2. 主要思想：程序从入口开始深度优先搜索，每走到一个新位置，就把该位置加入当前路径并标记为已访问；如果当前位置无法继续扩展或已经到达终点，就回退到上一步，撤销当前选择，继续尝试其他方向。这样可以枚举所有从入口到出口的可行简单路径，并同步维护其中一条最短路径。</w:t>
       </w:r>
     </w:p>
     <w:p>
+      <w:pPr>
+        <w:spacing w:line="360" w:lineRule="auto"/>
+      </w:pPr>
       <w:r>
         <w:t>3. 算法框架：</w:t>
       </w:r>
     </w:p>
     <w:p>
+      <w:pPr>
+        <w:spacing w:line="360" w:lineRule="auto"/>
+      </w:pPr>
       <w:r>
         <w:t>1. 从初始状态出发，把当前位置作为当前结点加入路径。</w:t>
       </w:r>
     </w:p>
     <w:p>
+      <w:pPr>
+        <w:spacing w:line="360" w:lineRule="auto"/>
+      </w:pPr>
       <w:r>
         <w:t>2. 判断当前部分解是否满足约束条件，包括不越界、不进入障碍、不重复访问当前路径中的结点。</w:t>
       </w:r>
     </w:p>
     <w:p>
+      <w:pPr>
+        <w:spacing w:line="360" w:lineRule="auto"/>
+      </w:pPr>
       <w:r>
         <w:t>3. 若当前结点是终点，则记录一条完整路径，并更新最短路径。</w:t>
       </w:r>
     </w:p>
     <w:p>
+      <w:pPr>
+        <w:spacing w:line="360" w:lineRule="auto"/>
+      </w:pPr>
       <w:r>
         <w:t>4. 否则按上、下、左、右四个方向扩展子结点，递归搜索。</w:t>
       </w:r>
     </w:p>
     <w:p>
+      <w:pPr>
+        <w:spacing w:line="360" w:lineRule="auto"/>
+      </w:pPr>
       <w:r>
         <w:t>5. 递归返回时撤销当前位置的访问标记，回溯到父结点。</w:t>
       </w:r>
     </w:p>
     <w:p>
+      <w:pPr>
+        <w:spacing w:line="360" w:lineRule="auto"/>
+      </w:pPr>
       <w:r>
         <w:t>4. 时间复杂度分析：回溯法需要枚举所有可能路径，在最坏情况下，可行路径数量可能呈指数级增长。因此该算法的最坏时间复杂度为指数级，常记为 O(4^(m*n)) 的上界形式；实际运行时会因为障碍物和访问标记的约束而显著减少搜索规模。</w:t>
       </w:r>
@@ -1117,12 +1076,16 @@
     <w:p>
       <w:pPr>
         <w:pStyle w:val="3"/>
+        <w:spacing w:line="360" w:lineRule="auto"/>
       </w:pPr>
       <w:r>
         <w:t>五、程序实现说明</w:t>
       </w:r>
     </w:p>
     <w:p>
+      <w:pPr>
+        <w:spacing w:line="360" w:lineRule="auto"/>
+      </w:pPr>
       <w:r>
         <w:t>核心程序位于 exp2_maze_paths/src/main.cpp。程序使用 DFS + visited 数组实现回溯，在到达终点时保存当前路径，并在所有完整路径中维护长度最短的一条。</w:t>
       </w:r>
@@ -1130,57 +1093,88 @@
     <w:p>
       <w:pPr>
         <w:pStyle w:val="3"/>
+        <w:spacing w:line="360" w:lineRule="auto"/>
       </w:pPr>
       <w:r>
         <w:t>六、问题回答</w:t>
       </w:r>
     </w:p>
     <w:p>
+      <w:pPr>
+        <w:spacing w:line="360" w:lineRule="auto"/>
+      </w:pPr>
       <w:r>
         <w:t>问题（1）：（1）请给出解空间为子集树的算法框架。</w:t>
       </w:r>
     </w:p>
     <w:p>
+      <w:pPr>
+        <w:spacing w:line="360" w:lineRule="auto"/>
+      </w:pPr>
       <w:r>
         <w:t>程序从入口开始深度优先搜索，每走到一个新位置，就把该位置加入当前路径并标记为已访问；如果当前位置无法继续扩展或已经到达终点，就回退到上一步，撤销当前选择，继续尝试其他方向。这样可以枚举所有从入口到出口的可行简单路径，并同步维护其中一条最短路径。</w:t>
       </w:r>
     </w:p>
     <w:p>
+      <w:pPr>
+        <w:spacing w:line="360" w:lineRule="auto"/>
+      </w:pPr>
       <w:r>
         <w:t>算法框架如下：</w:t>
       </w:r>
     </w:p>
     <w:p>
+      <w:pPr>
+        <w:spacing w:line="360" w:lineRule="auto"/>
+      </w:pPr>
       <w:r>
         <w:t>1. 从初始状态出发，把当前位置作为当前结点加入路径。</w:t>
       </w:r>
     </w:p>
     <w:p>
+      <w:pPr>
+        <w:spacing w:line="360" w:lineRule="auto"/>
+      </w:pPr>
       <w:r>
         <w:t>2. 判断当前部分解是否满足约束条件，包括不越界、不进入障碍、不重复访问当前路径中的结点。</w:t>
       </w:r>
     </w:p>
     <w:p>
+      <w:pPr>
+        <w:spacing w:line="360" w:lineRule="auto"/>
+      </w:pPr>
       <w:r>
         <w:t>3. 若当前结点是终点，则记录一条完整路径，并更新最短路径。</w:t>
       </w:r>
     </w:p>
     <w:p>
+      <w:pPr>
+        <w:spacing w:line="360" w:lineRule="auto"/>
+      </w:pPr>
       <w:r>
         <w:t>4. 否则按上、下、左、右四个方向扩展子结点，递归搜索。</w:t>
       </w:r>
     </w:p>
     <w:p>
+      <w:pPr>
+        <w:spacing w:line="360" w:lineRule="auto"/>
+      </w:pPr>
       <w:r>
         <w:t>5. 递归返回时撤销当前位置的访问标记，回溯到父结点。</w:t>
       </w:r>
     </w:p>
     <w:p>
+      <w:pPr>
+        <w:spacing w:line="360" w:lineRule="auto"/>
+      </w:pPr>
       <w:r>
         <w:t>问题（2）：（2）分析该算法的时间复杂度。</w:t>
       </w:r>
     </w:p>
     <w:p>
+      <w:pPr>
+        <w:spacing w:line="360" w:lineRule="auto"/>
+      </w:pPr>
       <w:r>
         <w:t>回溯法需要枚举所有可能路径，在最坏情况下，可行路径数量可能呈指数级增长。因此该算法的最坏时间复杂度为指数级，常记为 O(4^(m*n)) 的上界形式；实际运行时会因为障碍物和访问标记的约束而显著减少搜索规模。</w:t>
       </w:r>
@@ -1188,22 +1182,32 @@
     <w:p>
       <w:pPr>
         <w:pStyle w:val="3"/>
+        <w:spacing w:line="360" w:lineRule="auto"/>
       </w:pPr>
       <w:r>
         <w:t>七、测试结果与分析</w:t>
       </w:r>
     </w:p>
     <w:p>
+      <w:pPr>
+        <w:spacing w:line="360" w:lineRule="auto"/>
+      </w:pPr>
       <w:r>
         <w:t>1. 测试迷宫共找到 4 条可行路径，程序能够按搜索顺序完整输出每条路径。</w:t>
       </w:r>
     </w:p>
     <w:p>
+      <w:pPr>
+        <w:spacing w:line="360" w:lineRule="auto"/>
+      </w:pPr>
       <w:r>
         <w:t>2. 程序同时计算最短路径长度，并输出一条对应的最短路径。</w:t>
       </w:r>
     </w:p>
     <w:p>
+      <w:pPr>
+        <w:spacing w:line="360" w:lineRule="auto"/>
+      </w:pPr>
       <w:r>
         <w:t>3. 结果说明回溯法不仅能求可行解，还能在枚举基础上得到最优解。</w:t>
       </w:r>
@@ -1211,18 +1215,23 @@
     <w:p>
       <w:pPr>
         <w:pStyle w:val="3"/>
+        <w:spacing w:line="360" w:lineRule="auto"/>
       </w:pPr>
       <w:r>
         <w:t>八、实验内容</w:t>
       </w:r>
     </w:p>
     <w:p>
+      <w:pPr>
+        <w:spacing w:line="360" w:lineRule="auto"/>
+      </w:pPr>
       <w:r>
         <w:t>本实验的核心代码截图与运行结果截图如下：</w:t>
       </w:r>
     </w:p>
     <w:p>
       <w:pPr>
+        <w:spacing w:line="360" w:lineRule="auto"/>
         <w:jc w:val="center"/>
       </w:pPr>
       <w:r>
@@ -1231,22 +1240,188 @@
     </w:p>
     <w:p>
       <w:pPr>
+        <w:spacing w:line="360" w:lineRule="auto"/>
         <w:jc w:val="center"/>
       </w:pPr>
       <w:r>
         <w:drawing>
-          <wp:inline xmlns:a="http://schemas.openxmlformats.org/drawingml/2006/main" xmlns:pic="http://schemas.openxmlformats.org/drawingml/2006/picture">
-            <wp:extent cx="5669280" cy="3421117"/>
+          <wp:inline distT="0" distB="0" distL="114300" distR="114300">
+            <wp:extent cx="5669280" cy="3420745"/>
+            <wp:effectExtent l="0" t="0" r="20320" b="8255"/>
             <wp:docPr id="8" name="Picture 8"/>
             <wp:cNvGraphicFramePr>
-              <a:graphicFrameLocks noChangeAspect="1"/>
+              <a:graphicFrameLocks xmlns:a="http://schemas.openxmlformats.org/drawingml/2006/main" noChangeAspect="1"/>
             </wp:cNvGraphicFramePr>
-            <a:graphic>
+            <a:graphic xmlns:a="http://schemas.openxmlformats.org/drawingml/2006/main">
               <a:graphicData uri="http://schemas.openxmlformats.org/drawingml/2006/picture">
-                <pic:pic>
+                <pic:pic xmlns:pic="http://schemas.openxmlformats.org/drawingml/2006/picture">
                   <pic:nvPicPr>
-                    <pic:cNvPr id="0" name="截屏2026-04-07 08.57.48.png"/>
-                    <pic:cNvPicPr/>
+                    <pic:cNvPr id="8" name="Picture 8"/>
+                    <pic:cNvPicPr>
+                      <a:picLocks noChangeAspect="1"/>
+                    </pic:cNvPicPr>
+                  </pic:nvPicPr>
+                  <pic:blipFill>
+                    <a:blip r:embed="rId5"/>
+                    <a:stretch>
+                      <a:fillRect/>
+                    </a:stretch>
+                  </pic:blipFill>
+                  <pic:spPr>
+                    <a:xfrm>
+                      <a:off x="0" y="0"/>
+                      <a:ext cx="5669280" cy="3421117"/>
+                    </a:xfrm>
+                    <a:prstGeom prst="rect">
+                      <a:avLst/>
+                    </a:prstGeom>
+                  </pic:spPr>
+                </pic:pic>
+              </a:graphicData>
+            </a:graphic>
+          </wp:inline>
+        </w:drawing>
+      </w:r>
+    </w:p>
+    <w:p>
+      <w:pPr>
+        <w:spacing w:line="360" w:lineRule="auto"/>
+        <w:jc w:val="center"/>
+      </w:pPr>
+      <w:r>
+        <w:t>图 2-2 DFS 回溯与最短路径维护逻辑</w:t>
+      </w:r>
+    </w:p>
+    <w:p>
+      <w:pPr>
+        <w:spacing w:line="360" w:lineRule="auto"/>
+        <w:jc w:val="center"/>
+      </w:pPr>
+      <w:r>
+        <w:drawing>
+          <wp:inline distT="0" distB="0" distL="114300" distR="114300">
+            <wp:extent cx="5669280" cy="3420745"/>
+            <wp:effectExtent l="0" t="0" r="20320" b="8255"/>
+            <wp:docPr id="9" name="Picture 9"/>
+            <wp:cNvGraphicFramePr>
+              <a:graphicFrameLocks xmlns:a="http://schemas.openxmlformats.org/drawingml/2006/main" noChangeAspect="1"/>
+            </wp:cNvGraphicFramePr>
+            <a:graphic xmlns:a="http://schemas.openxmlformats.org/drawingml/2006/main">
+              <a:graphicData uri="http://schemas.openxmlformats.org/drawingml/2006/picture">
+                <pic:pic xmlns:pic="http://schemas.openxmlformats.org/drawingml/2006/picture">
+                  <pic:nvPicPr>
+                    <pic:cNvPr id="9" name="Picture 9"/>
+                    <pic:cNvPicPr>
+                      <a:picLocks noChangeAspect="1"/>
+                    </pic:cNvPicPr>
+                  </pic:nvPicPr>
+                  <pic:blipFill>
+                    <a:blip r:embed="rId6"/>
+                    <a:stretch>
+                      <a:fillRect/>
+                    </a:stretch>
+                  </pic:blipFill>
+                  <pic:spPr>
+                    <a:xfrm>
+                      <a:off x="0" y="0"/>
+                      <a:ext cx="5669280" cy="3421117"/>
+                    </a:xfrm>
+                    <a:prstGeom prst="rect">
+                      <a:avLst/>
+                    </a:prstGeom>
+                  </pic:spPr>
+                </pic:pic>
+              </a:graphicData>
+            </a:graphic>
+          </wp:inline>
+        </w:drawing>
+      </w:r>
+    </w:p>
+    <w:p>
+      <w:pPr>
+        <w:spacing w:line="360" w:lineRule="auto"/>
+        <w:jc w:val="center"/>
+      </w:pPr>
+      <w:r>
+        <w:t>图 2-3 路径输出与结果展示逻辑</w:t>
+      </w:r>
+    </w:p>
+    <w:p>
+      <w:pPr>
+        <w:spacing w:line="360" w:lineRule="auto"/>
+        <w:jc w:val="center"/>
+      </w:pPr>
+      <w:r>
+        <w:drawing>
+          <wp:inline distT="0" distB="0" distL="114300" distR="114300">
+            <wp:extent cx="5669280" cy="3420745"/>
+            <wp:effectExtent l="0" t="0" r="20320" b="8255"/>
+            <wp:docPr id="10" name="Picture 10"/>
+            <wp:cNvGraphicFramePr>
+              <a:graphicFrameLocks xmlns:a="http://schemas.openxmlformats.org/drawingml/2006/main" noChangeAspect="1"/>
+            </wp:cNvGraphicFramePr>
+            <a:graphic xmlns:a="http://schemas.openxmlformats.org/drawingml/2006/main">
+              <a:graphicData uri="http://schemas.openxmlformats.org/drawingml/2006/picture">
+                <pic:pic xmlns:pic="http://schemas.openxmlformats.org/drawingml/2006/picture">
+                  <pic:nvPicPr>
+                    <pic:cNvPr id="10" name="Picture 10"/>
+                    <pic:cNvPicPr>
+                      <a:picLocks noChangeAspect="1"/>
+                    </pic:cNvPicPr>
+                  </pic:nvPicPr>
+                  <pic:blipFill>
+                    <a:blip r:embed="rId7"/>
+                    <a:stretch>
+                      <a:fillRect/>
+                    </a:stretch>
+                  </pic:blipFill>
+                  <pic:spPr>
+                    <a:xfrm>
+                      <a:off x="0" y="0"/>
+                      <a:ext cx="5669280" cy="3421117"/>
+                    </a:xfrm>
+                    <a:prstGeom prst="rect">
+                      <a:avLst/>
+                    </a:prstGeom>
+                  </pic:spPr>
+                </pic:pic>
+              </a:graphicData>
+            </a:graphic>
+          </wp:inline>
+        </w:drawing>
+      </w:r>
+    </w:p>
+    <w:p>
+      <w:pPr>
+        <w:spacing w:line="360" w:lineRule="auto"/>
+        <w:jc w:val="center"/>
+      </w:pPr>
+      <w:r>
+        <w:t>图 2-4 实验二样例输入</w:t>
+      </w:r>
+    </w:p>
+    <w:p>
+      <w:pPr>
+        <w:spacing w:line="360" w:lineRule="auto"/>
+        <w:jc w:val="center"/>
+      </w:pPr>
+      <w:r>
+        <w:drawing>
+          <wp:inline distT="0" distB="0" distL="114300" distR="114300">
+            <wp:extent cx="5669280" cy="3420745"/>
+            <wp:effectExtent l="0" t="0" r="20320" b="8255"/>
+            <wp:docPr id="11" name="Picture 11"/>
+            <wp:cNvGraphicFramePr>
+              <a:graphicFrameLocks xmlns:a="http://schemas.openxmlformats.org/drawingml/2006/main" noChangeAspect="1"/>
+            </wp:cNvGraphicFramePr>
+            <a:graphic xmlns:a="http://schemas.openxmlformats.org/drawingml/2006/main">
+              <a:graphicData uri="http://schemas.openxmlformats.org/drawingml/2006/picture">
+                <pic:pic xmlns:pic="http://schemas.openxmlformats.org/drawingml/2006/picture">
+                  <pic:nvPicPr>
+                    <pic:cNvPr id="11" name="Picture 11"/>
+                    <pic:cNvPicPr>
+                      <a:picLocks noChangeAspect="1"/>
+                    </pic:cNvPicPr>
                   </pic:nvPicPr>
                   <pic:blipFill>
                     <a:blip r:embed="rId8"/>
@@ -1259,7 +1434,9 @@
                       <a:off x="0" y="0"/>
                       <a:ext cx="5669280" cy="3421117"/>
                     </a:xfrm>
-                    <a:prstGeom prst="rect"/>
+                    <a:prstGeom prst="rect">
+                      <a:avLst/>
+                    </a:prstGeom>
                   </pic:spPr>
                 </pic:pic>
               </a:graphicData>
@@ -1270,30 +1447,35 @@
     </w:p>
     <w:p>
       <w:pPr>
+        <w:spacing w:line="360" w:lineRule="auto"/>
         <w:jc w:val="center"/>
       </w:pPr>
       <w:r>
-        <w:t>图 2-2 DFS 回溯与最短路径维护逻辑</w:t>
-      </w:r>
-    </w:p>
-    <w:p>
-      <w:pPr>
+        <w:t>图 2-5 实验二编译与运行结果</w:t>
+      </w:r>
+    </w:p>
+    <w:p>
+      <w:pPr>
+        <w:spacing w:line="360" w:lineRule="auto"/>
         <w:jc w:val="center"/>
       </w:pPr>
       <w:r>
         <w:drawing>
-          <wp:inline xmlns:a="http://schemas.openxmlformats.org/drawingml/2006/main" xmlns:pic="http://schemas.openxmlformats.org/drawingml/2006/picture">
-            <wp:extent cx="5669280" cy="3421117"/>
-            <wp:docPr id="9" name="Picture 9"/>
+          <wp:inline distT="0" distB="0" distL="114300" distR="114300">
+            <wp:extent cx="5669280" cy="3563620"/>
+            <wp:effectExtent l="0" t="0" r="0" b="0"/>
+            <wp:docPr id="12" name="Picture 12"/>
             <wp:cNvGraphicFramePr>
-              <a:graphicFrameLocks noChangeAspect="1"/>
+              <a:graphicFrameLocks xmlns:a="http://schemas.openxmlformats.org/drawingml/2006/main" noChangeAspect="1"/>
             </wp:cNvGraphicFramePr>
-            <a:graphic>
+            <a:graphic xmlns:a="http://schemas.openxmlformats.org/drawingml/2006/main">
               <a:graphicData uri="http://schemas.openxmlformats.org/drawingml/2006/picture">
-                <pic:pic>
+                <pic:pic xmlns:pic="http://schemas.openxmlformats.org/drawingml/2006/picture">
                   <pic:nvPicPr>
-                    <pic:cNvPr id="0" name="截屏2026-04-07 08.57.59.png"/>
-                    <pic:cNvPicPr/>
+                    <pic:cNvPr id="12" name="Picture 12"/>
+                    <pic:cNvPicPr>
+                      <a:picLocks noChangeAspect="1"/>
+                    </pic:cNvPicPr>
                   </pic:nvPicPr>
                   <pic:blipFill>
                     <a:blip r:embed="rId9"/>
@@ -1304,9 +1486,11 @@
                   <pic:spPr>
                     <a:xfrm>
                       <a:off x="0" y="0"/>
-                      <a:ext cx="5669280" cy="3421117"/>
+                      <a:ext cx="5669280" cy="3563714"/>
                     </a:xfrm>
-                    <a:prstGeom prst="rect"/>
+                    <a:prstGeom prst="rect">
+                      <a:avLst/>
+                    </a:prstGeom>
                   </pic:spPr>
                 </pic:pic>
               </a:graphicData>
@@ -1317,154 +1501,17 @@
     </w:p>
     <w:p>
       <w:pPr>
-        <w:jc w:val="center"/>
-      </w:pPr>
-      <w:r>
-        <w:t>图 2-3 路径输出与结果展示逻辑</w:t>
-      </w:r>
-    </w:p>
-    <w:p>
-      <w:pPr>
-        <w:jc w:val="center"/>
-      </w:pPr>
-      <w:r>
-        <w:drawing>
-          <wp:inline xmlns:a="http://schemas.openxmlformats.org/drawingml/2006/main" xmlns:pic="http://schemas.openxmlformats.org/drawingml/2006/picture">
-            <wp:extent cx="5669280" cy="3421117"/>
-            <wp:docPr id="10" name="Picture 10"/>
-            <wp:cNvGraphicFramePr>
-              <a:graphicFrameLocks noChangeAspect="1"/>
-            </wp:cNvGraphicFramePr>
-            <a:graphic>
-              <a:graphicData uri="http://schemas.openxmlformats.org/drawingml/2006/picture">
-                <pic:pic>
-                  <pic:nvPicPr>
-                    <pic:cNvPr id="0" name="截屏2026-04-07 08.58.03.png"/>
-                    <pic:cNvPicPr/>
-                  </pic:nvPicPr>
-                  <pic:blipFill>
-                    <a:blip r:embed="rId10"/>
-                    <a:stretch>
-                      <a:fillRect/>
-                    </a:stretch>
-                  </pic:blipFill>
-                  <pic:spPr>
-                    <a:xfrm>
-                      <a:off x="0" y="0"/>
-                      <a:ext cx="5669280" cy="3421117"/>
-                    </a:xfrm>
-                    <a:prstGeom prst="rect"/>
-                  </pic:spPr>
-                </pic:pic>
-              </a:graphicData>
-            </a:graphic>
-          </wp:inline>
-        </w:drawing>
-      </w:r>
-    </w:p>
-    <w:p>
-      <w:pPr>
-        <w:jc w:val="center"/>
-      </w:pPr>
-      <w:r>
-        <w:t>图 2-4 实验二样例输入</w:t>
-      </w:r>
-    </w:p>
-    <w:p>
-      <w:pPr>
-        <w:jc w:val="center"/>
-      </w:pPr>
-      <w:r>
-        <w:drawing>
-          <wp:inline xmlns:a="http://schemas.openxmlformats.org/drawingml/2006/main" xmlns:pic="http://schemas.openxmlformats.org/drawingml/2006/picture">
-            <wp:extent cx="5669280" cy="3421117"/>
-            <wp:docPr id="11" name="Picture 11"/>
-            <wp:cNvGraphicFramePr>
-              <a:graphicFrameLocks noChangeAspect="1"/>
-            </wp:cNvGraphicFramePr>
-            <a:graphic>
-              <a:graphicData uri="http://schemas.openxmlformats.org/drawingml/2006/picture">
-                <pic:pic>
-                  <pic:nvPicPr>
-                    <pic:cNvPr id="0" name="截屏2026-04-07 09.11.39.png"/>
-                    <pic:cNvPicPr/>
-                  </pic:nvPicPr>
-                  <pic:blipFill>
-                    <a:blip r:embed="rId11"/>
-                    <a:stretch>
-                      <a:fillRect/>
-                    </a:stretch>
-                  </pic:blipFill>
-                  <pic:spPr>
-                    <a:xfrm>
-                      <a:off x="0" y="0"/>
-                      <a:ext cx="5669280" cy="3421117"/>
-                    </a:xfrm>
-                    <a:prstGeom prst="rect"/>
-                  </pic:spPr>
-                </pic:pic>
-              </a:graphicData>
-            </a:graphic>
-          </wp:inline>
-        </w:drawing>
-      </w:r>
-    </w:p>
-    <w:p>
-      <w:pPr>
-        <w:jc w:val="center"/>
-      </w:pPr>
-      <w:r>
-        <w:t>图 2-5 实验二编译与运行结果</w:t>
-      </w:r>
-    </w:p>
-    <w:p>
-      <w:pPr>
-        <w:jc w:val="center"/>
-      </w:pPr>
-      <w:r>
-        <w:drawing>
-          <wp:inline xmlns:a="http://schemas.openxmlformats.org/drawingml/2006/main" xmlns:pic="http://schemas.openxmlformats.org/drawingml/2006/picture">
-            <wp:extent cx="5669280" cy="3563714"/>
-            <wp:docPr id="12" name="Picture 12"/>
-            <wp:cNvGraphicFramePr>
-              <a:graphicFrameLocks noChangeAspect="1"/>
-            </wp:cNvGraphicFramePr>
-            <a:graphic>
-              <a:graphicData uri="http://schemas.openxmlformats.org/drawingml/2006/picture">
-                <pic:pic>
-                  <pic:nvPicPr>
-                    <pic:cNvPr id="0" name="截屏2026-04-07 08.59.33.png"/>
-                    <pic:cNvPicPr/>
-                  </pic:nvPicPr>
-                  <pic:blipFill>
-                    <a:blip r:embed="rId12"/>
-                    <a:stretch>
-                      <a:fillRect/>
-                    </a:stretch>
-                  </pic:blipFill>
-                  <pic:spPr>
-                    <a:xfrm>
-                      <a:off x="0" y="0"/>
-                      <a:ext cx="5669280" cy="3563714"/>
-                    </a:xfrm>
-                    <a:prstGeom prst="rect"/>
-                  </pic:spPr>
-                </pic:pic>
-              </a:graphicData>
-            </a:graphic>
-          </wp:inline>
-        </w:drawing>
-      </w:r>
-    </w:p>
-    <w:p>
-      <w:pPr>
         <w:pStyle w:val="3"/>
+        <w:spacing w:line="360" w:lineRule="auto"/>
       </w:pPr>
       <w:r>
         <w:t>九、实验总结</w:t>
       </w:r>
     </w:p>
     <w:p>
+      <w:pPr>
+        <w:spacing w:line="360" w:lineRule="auto"/>
+      </w:pPr>
       <w:r>
         <w:t>通过本实验，进一步理解了回溯法的搜索过程、剪枝思想以及恢复现场的重要性，并掌握了如何在枚举所有解的同时维护最优解。</w:t>
       </w:r>
@@ -2081,21 +2128,4 @@
   </a:themeElements>
   <a:objectDefaults/>
 </a:theme>
-</file>
-
-<file path=customXml/item1.xml><?xml version="1.0" encoding="utf-8"?>
-<s:customData xmlns="http://www.wps.cn/officeDocument/2013/wpsCustomData" xmlns:s="http://www.wps.cn/officeDocument/2013/wpsCustomData">
-  <customSectProps/>
-  <customShpExts>
-    <customShpInfo spid="_x0000_s1026"/>
-  </customShpExts>
-</s:customData>
-</file>
-
-<file path=customXml/itemProps1.xml><?xml version="1.0" encoding="utf-8"?>
-<ds:datastoreItem xmlns:ds="http://schemas.openxmlformats.org/officeDocument/2006/customXml" ds:itemID="{B1977F7D-205B-4081-913C-38D41E755F92}">
-  <ds:schemaRefs>
-    <ds:schemaRef ds:uri="http://www.wps.cn/officeDocument/2013/wpsCustomData"/>
-  </ds:schemaRefs>
-</ds:datastoreItem>
 </file>